--- a/ASPD/Avdhut Madhavi C60 TU3S2627005 Exp2.docx
+++ b/ASPD/Avdhut Madhavi C60 TU3S2627005 Exp2.docx
@@ -297,21 +297,12 @@
             </w:tcBorders>
           </w:tcPr>
           <w:p>
-            <w:proofErr w:type="gramStart"/>
             <w:r>
               <w:rPr>
                 <w:rFonts w:ascii="Cambria" w:eastAsia="Cambria" w:hAnsi="Cambria" w:cs="Cambria"/>
                 <w:sz w:val="24"/>
               </w:rPr>
-              <w:t>Batch :</w:t>
-            </w:r>
-            <w:proofErr w:type="gramEnd"/>
-            <w:r>
-              <w:rPr>
-                <w:rFonts w:ascii="Cambria" w:eastAsia="Cambria" w:hAnsi="Cambria" w:cs="Cambria"/>
-                <w:sz w:val="24"/>
-              </w:rPr>
-              <w:t xml:space="preserve"> </w:t>
+              <w:t xml:space="preserve">Batch : </w:t>
             </w:r>
             <w:r>
               <w:rPr>
@@ -373,23 +364,7 @@
                 <w:rFonts w:ascii="Cambria" w:eastAsia="Cambria" w:hAnsi="Cambria" w:cs="Cambria"/>
                 <w:sz w:val="24"/>
               </w:rPr>
-              <w:t xml:space="preserve">Date of </w:t>
-            </w:r>
-            <w:proofErr w:type="gramStart"/>
-            <w:r>
-              <w:rPr>
-                <w:rFonts w:ascii="Cambria" w:eastAsia="Cambria" w:hAnsi="Cambria" w:cs="Cambria"/>
-                <w:sz w:val="24"/>
-              </w:rPr>
-              <w:t>Submission:-</w:t>
-            </w:r>
-            <w:proofErr w:type="gramEnd"/>
-            <w:r>
-              <w:rPr>
-                <w:rFonts w:ascii="Cambria" w:eastAsia="Cambria" w:hAnsi="Cambria" w:cs="Cambria"/>
-                <w:sz w:val="24"/>
-              </w:rPr>
-              <w:t xml:space="preserve"> </w:t>
+              <w:t xml:space="preserve">Date of Submission:- </w:t>
             </w:r>
           </w:p>
         </w:tc>
@@ -482,7 +457,6 @@
         </w:rPr>
         <w:t>Observation</w:t>
       </w:r>
-      <w:proofErr w:type="gramStart"/>
       <w:r>
         <w:rPr>
           <w:rFonts w:ascii="Times New Roman" w:eastAsia="Times New Roman" w:hAnsi="Times New Roman" w:cs="Times New Roman"/>
@@ -495,7 +469,6 @@
         </w:rPr>
         <w:t>:  (</w:t>
       </w:r>
-      <w:proofErr w:type="gramEnd"/>
       <w:r>
         <w:rPr>
           <w:rFonts w:ascii="Times New Roman" w:eastAsia="Times New Roman" w:hAnsi="Times New Roman" w:cs="Times New Roman"/>
@@ -594,7 +567,6 @@
           <w:szCs w:val="24"/>
         </w:rPr>
       </w:pPr>
-      <w:proofErr w:type="gramStart"/>
       <w:r>
         <w:rPr>
           <w:rFonts w:ascii="Times New Roman" w:eastAsia="Times New Roman" w:hAnsi="Times New Roman" w:cs="Times New Roman"/>
@@ -604,19 +576,7 @@
           <w:sz w:val="24"/>
           <w:szCs w:val="24"/>
         </w:rPr>
-        <w:t>Input :</w:t>
-      </w:r>
-      <w:proofErr w:type="gramEnd"/>
-      <w:r>
-        <w:rPr>
-          <w:rFonts w:ascii="Times New Roman" w:eastAsia="Times New Roman" w:hAnsi="Times New Roman" w:cs="Times New Roman"/>
-          <w:b/>
-          <w:bCs/>
-          <w:color w:val="0D0D0D"/>
-          <w:sz w:val="24"/>
-          <w:szCs w:val="24"/>
-        </w:rPr>
-        <w:t>-</w:t>
+        <w:t>Input :-</w:t>
       </w:r>
     </w:p>
     <w:p>
@@ -883,7 +843,6 @@
           <w:szCs w:val="24"/>
         </w:rPr>
       </w:pPr>
-      <w:proofErr w:type="gramStart"/>
       <w:r>
         <w:rPr>
           <w:rFonts w:ascii="Times New Roman" w:eastAsia="Times New Roman" w:hAnsi="Times New Roman" w:cs="Times New Roman"/>
@@ -895,7 +854,6 @@
         </w:rPr>
         <w:t>Input:-</w:t>
       </w:r>
-      <w:proofErr w:type="gramEnd"/>
     </w:p>
     <w:p>
       <w:pPr>
@@ -1162,7 +1120,6 @@
           <w:szCs w:val="24"/>
         </w:rPr>
       </w:pPr>
-      <w:proofErr w:type="gramStart"/>
       <w:r>
         <w:rPr>
           <w:rFonts w:ascii="Times New Roman" w:eastAsia="Times New Roman" w:hAnsi="Times New Roman" w:cs="Times New Roman"/>
@@ -1174,7 +1131,6 @@
         </w:rPr>
         <w:t>Input:-</w:t>
       </w:r>
-      <w:proofErr w:type="gramEnd"/>
     </w:p>
     <w:p>
       <w:pPr>
@@ -2655,7 +2611,6 @@
           <w:szCs w:val="24"/>
         </w:rPr>
       </w:pPr>
-      <w:proofErr w:type="gramStart"/>
       <w:r>
         <w:rPr>
           <w:rFonts w:ascii="Times New Roman" w:eastAsia="Times New Roman" w:hAnsi="Times New Roman" w:cs="Times New Roman"/>
@@ -2666,7 +2621,6 @@
         </w:rPr>
         <w:t>Answers:-</w:t>
       </w:r>
-      <w:proofErr w:type="gramEnd"/>
     </w:p>
     <w:p>
       <w:pPr>
@@ -2679,20 +2633,27 @@
           <w:szCs w:val="24"/>
         </w:rPr>
       </w:pPr>
-      <w:r>
+    </w:p>
+    <w:p>
+      <w:pPr>
+        <w:spacing w:after="0" w:line="390" w:lineRule="atLeast"/>
         <w:rPr>
           <w:rFonts w:ascii="Times New Roman" w:eastAsia="Times New Roman" w:hAnsi="Times New Roman" w:cs="Times New Roman"/>
           <w:b/>
+          <w:color w:val="0D0D0D"/>
+          <w:sz w:val="24"/>
+          <w:szCs w:val="24"/>
+        </w:rPr>
+      </w:pPr>
+      <w:r>
+        <w:rPr>
           <w:noProof/>
-          <w:color w:val="0D0D0D"/>
-          <w:sz w:val="24"/>
-          <w:szCs w:val="24"/>
         </w:rPr>
         <w:drawing>
-          <wp:inline distT="0" distB="0" distL="0" distR="0" wp14:anchorId="5740334F" wp14:editId="42B7C328">
-            <wp:extent cx="2618869" cy="3409179"/>
-            <wp:effectExtent l="0" t="0" r="0" b="1270"/>
-            <wp:docPr id="976395748" name="Picture 1"/>
+          <wp:inline distT="0" distB="0" distL="0" distR="0" wp14:anchorId="7D536885" wp14:editId="59FB4512">
+            <wp:extent cx="4629150" cy="4559300"/>
+            <wp:effectExtent l="0" t="0" r="0" b="0"/>
+            <wp:docPr id="1016474880" name="Picture 1" descr="The image shows a handwritten page with a mixture of text and mathematical expressions, including a list of vectors, their types, and some mathematical problems.&#10;&#10;AI-generated content may be incorrect."/>
             <wp:cNvGraphicFramePr>
               <a:graphicFrameLocks xmlns:a="http://schemas.openxmlformats.org/drawingml/2006/main" noChangeAspect="1"/>
             </wp:cNvGraphicFramePr>
@@ -2700,20 +2661,20 @@
               <a:graphicData uri="http://schemas.openxmlformats.org/drawingml/2006/picture">
                 <pic:pic xmlns:pic="http://schemas.openxmlformats.org/drawingml/2006/picture">
                   <pic:nvPicPr>
-                    <pic:cNvPr id="0" name="Picture 1"/>
+                    <pic:cNvPr id="1016474880" name="Picture 1" descr="The image shows a handwritten page with a mixture of text and mathematical expressions, including a list of vectors, their types, and some mathematical problems.&#10;&#10;AI-generated content may be incorrect."/>
                     <pic:cNvPicPr>
                       <a:picLocks noChangeAspect="1" noChangeArrowheads="1"/>
                     </pic:cNvPicPr>
                   </pic:nvPicPr>
-                  <pic:blipFill>
-                    <a:blip r:embed="rId15" cstate="print">
+                  <pic:blipFill rotWithShape="1">
+                    <a:blip r:embed="rId15">
                       <a:extLst>
                         <a:ext uri="{28A0092B-C50C-407E-A947-70E740481C1C}">
                           <a14:useLocalDpi xmlns:a14="http://schemas.microsoft.com/office/drawing/2010/main" val="0"/>
                         </a:ext>
                       </a:extLst>
                     </a:blip>
-                    <a:srcRect/>
+                    <a:srcRect t="20294" b="24306"/>
                     <a:stretch>
                       <a:fillRect/>
                     </a:stretch>
@@ -2721,7 +2682,7 @@
                   <pic:spPr bwMode="auto">
                     <a:xfrm>
                       <a:off x="0" y="0"/>
-                      <a:ext cx="2623250" cy="3414882"/>
+                      <a:ext cx="4629150" cy="4559300"/>
                     </a:xfrm>
                     <a:prstGeom prst="rect">
                       <a:avLst/>
@@ -2730,6 +2691,11 @@
                     <a:ln>
                       <a:noFill/>
                     </a:ln>
+                    <a:extLst>
+                      <a:ext uri="{53640926-AAD7-44D8-BBD7-CCE9431645EC}">
+                        <a14:shadowObscured xmlns:a14="http://schemas.microsoft.com/office/drawing/2010/main"/>
+                      </a:ext>
+                    </a:extLst>
                   </pic:spPr>
                 </pic:pic>
               </a:graphicData>
@@ -2748,10 +2714,10 @@
         </w:rPr>
         <w:lastRenderedPageBreak/>
         <w:drawing>
-          <wp:inline distT="0" distB="0" distL="0" distR="0" wp14:anchorId="24859D8D" wp14:editId="0688A1E7">
-            <wp:extent cx="2618869" cy="3409179"/>
-            <wp:effectExtent l="0" t="0" r="0" b="1270"/>
-            <wp:docPr id="1291445048" name="Picture 2"/>
+          <wp:inline distT="0" distB="0" distL="0" distR="0" wp14:anchorId="16139215" wp14:editId="6DE28842">
+            <wp:extent cx="4629150" cy="1625600"/>
+            <wp:effectExtent l="0" t="0" r="0" b="0"/>
+            <wp:docPr id="1678991178" name="Picture 2" descr="LASSMALE,&#10;&#10;AI-generated content may be incorrect."/>
             <wp:cNvGraphicFramePr>
               <a:graphicFrameLocks xmlns:a="http://schemas.openxmlformats.org/drawingml/2006/main" noChangeAspect="1"/>
             </wp:cNvGraphicFramePr>
@@ -2759,20 +2725,20 @@
               <a:graphicData uri="http://schemas.openxmlformats.org/drawingml/2006/picture">
                 <pic:pic xmlns:pic="http://schemas.openxmlformats.org/drawingml/2006/picture">
                   <pic:nvPicPr>
-                    <pic:cNvPr id="0" name="Picture 2"/>
+                    <pic:cNvPr id="1678991178" name="Picture 2" descr="LASSMALE,&#10;&#10;AI-generated content may be incorrect."/>
                     <pic:cNvPicPr>
                       <a:picLocks noChangeAspect="1" noChangeArrowheads="1"/>
                     </pic:cNvPicPr>
                   </pic:nvPicPr>
-                  <pic:blipFill>
-                    <a:blip r:embed="rId16" cstate="print">
+                  <pic:blipFill rotWithShape="1">
+                    <a:blip r:embed="rId16">
                       <a:extLst>
                         <a:ext uri="{28A0092B-C50C-407E-A947-70E740481C1C}">
                           <a14:useLocalDpi xmlns:a14="http://schemas.microsoft.com/office/drawing/2010/main" val="0"/>
                         </a:ext>
                       </a:extLst>
                     </a:blip>
-                    <a:srcRect/>
+                    <a:srcRect l="-1509" t="24999" r="1509" b="55247"/>
                     <a:stretch>
                       <a:fillRect/>
                     </a:stretch>
@@ -2780,7 +2746,7 @@
                   <pic:spPr bwMode="auto">
                     <a:xfrm>
                       <a:off x="0" y="0"/>
-                      <a:ext cx="2623719" cy="3415493"/>
+                      <a:ext cx="4629150" cy="1625600"/>
                     </a:xfrm>
                     <a:prstGeom prst="rect">
                       <a:avLst/>
@@ -2789,6 +2755,11 @@
                     <a:ln>
                       <a:noFill/>
                     </a:ln>
+                    <a:extLst>
+                      <a:ext uri="{53640926-AAD7-44D8-BBD7-CCE9431645EC}">
+                        <a14:shadowObscured xmlns:a14="http://schemas.microsoft.com/office/drawing/2010/main"/>
+                      </a:ext>
+                    </a:extLst>
                   </pic:spPr>
                 </pic:pic>
               </a:graphicData>
@@ -2973,7 +2944,6 @@
         </w:rPr>
         <w:t>Explain the </w:t>
       </w:r>
-      <w:proofErr w:type="gramStart"/>
       <w:r>
         <w:rPr>
           <w:rFonts w:ascii="Times New Roman" w:eastAsia="Times New Roman" w:hAnsi="Times New Roman" w:cs="Times New Roman"/>
@@ -2982,18 +2952,7 @@
           <w:szCs w:val="24"/>
           <w:shd w:val="clear" w:color="auto" w:fill="ECECEC"/>
         </w:rPr>
-        <w:t>matrix(</w:t>
-      </w:r>
-      <w:proofErr w:type="gramEnd"/>
-      <w:r>
-        <w:rPr>
-          <w:rFonts w:ascii="Times New Roman" w:eastAsia="Times New Roman" w:hAnsi="Times New Roman" w:cs="Times New Roman"/>
-          <w:color w:val="0D0D0D"/>
-          <w:sz w:val="24"/>
-          <w:szCs w:val="24"/>
-          <w:shd w:val="clear" w:color="auto" w:fill="ECECEC"/>
-        </w:rPr>
-        <w:t>)</w:t>
+        <w:t>matrix()</w:t>
       </w:r>
       <w:r>
         <w:rPr>
@@ -3261,7 +3220,6 @@
         </w:rPr>
         <w:t>Explain the </w:t>
       </w:r>
-      <w:proofErr w:type="gramStart"/>
       <w:r>
         <w:rPr>
           <w:rFonts w:ascii="Times New Roman" w:eastAsia="Times New Roman" w:hAnsi="Times New Roman" w:cs="Times New Roman"/>
@@ -3270,18 +3228,7 @@
           <w:szCs w:val="24"/>
           <w:shd w:val="clear" w:color="auto" w:fill="ECECEC"/>
         </w:rPr>
-        <w:t>apply(</w:t>
-      </w:r>
-      <w:proofErr w:type="gramEnd"/>
-      <w:r>
-        <w:rPr>
-          <w:rFonts w:ascii="Times New Roman" w:eastAsia="Times New Roman" w:hAnsi="Times New Roman" w:cs="Times New Roman"/>
-          <w:color w:val="0D0D0D"/>
-          <w:sz w:val="24"/>
-          <w:szCs w:val="24"/>
-          <w:shd w:val="clear" w:color="auto" w:fill="ECECEC"/>
-        </w:rPr>
-        <w:t>)</w:t>
+        <w:t>apply()</w:t>
       </w:r>
       <w:r>
         <w:rPr>
@@ -3317,7 +3264,6 @@
         </w:rPr>
         <w:t>What is the purpose of </w:t>
       </w:r>
-      <w:proofErr w:type="gramStart"/>
       <w:r>
         <w:rPr>
           <w:rFonts w:ascii="Times New Roman" w:eastAsia="Times New Roman" w:hAnsi="Times New Roman" w:cs="Times New Roman"/>
@@ -3326,9 +3272,17 @@
           <w:szCs w:val="24"/>
           <w:shd w:val="clear" w:color="auto" w:fill="ECECEC"/>
         </w:rPr>
-        <w:t>dim(</w:t>
-      </w:r>
-      <w:proofErr w:type="gramEnd"/>
+        <w:t>dim()</w:t>
+      </w:r>
+      <w:r>
+        <w:rPr>
+          <w:rFonts w:ascii="Times New Roman" w:eastAsia="Times New Roman" w:hAnsi="Times New Roman" w:cs="Times New Roman"/>
+          <w:color w:val="0D0D0D"/>
+          <w:sz w:val="24"/>
+          <w:szCs w:val="24"/>
+        </w:rPr>
+        <w:t> and </w:t>
+      </w:r>
       <w:r>
         <w:rPr>
           <w:rFonts w:ascii="Times New Roman" w:eastAsia="Times New Roman" w:hAnsi="Times New Roman" w:cs="Times New Roman"/>
@@ -3337,38 +3291,7 @@
           <w:szCs w:val="24"/>
           <w:shd w:val="clear" w:color="auto" w:fill="ECECEC"/>
         </w:rPr>
-        <w:t>)</w:t>
-      </w:r>
-      <w:r>
-        <w:rPr>
-          <w:rFonts w:ascii="Times New Roman" w:eastAsia="Times New Roman" w:hAnsi="Times New Roman" w:cs="Times New Roman"/>
-          <w:color w:val="0D0D0D"/>
-          <w:sz w:val="24"/>
-          <w:szCs w:val="24"/>
-        </w:rPr>
-        <w:t> and </w:t>
-      </w:r>
-      <w:proofErr w:type="gramStart"/>
-      <w:r>
-        <w:rPr>
-          <w:rFonts w:ascii="Times New Roman" w:eastAsia="Times New Roman" w:hAnsi="Times New Roman" w:cs="Times New Roman"/>
-          <w:color w:val="0D0D0D"/>
-          <w:sz w:val="24"/>
-          <w:szCs w:val="24"/>
-          <w:shd w:val="clear" w:color="auto" w:fill="ECECEC"/>
-        </w:rPr>
-        <w:t>length(</w:t>
-      </w:r>
-      <w:proofErr w:type="gramEnd"/>
-      <w:r>
-        <w:rPr>
-          <w:rFonts w:ascii="Times New Roman" w:eastAsia="Times New Roman" w:hAnsi="Times New Roman" w:cs="Times New Roman"/>
-          <w:color w:val="0D0D0D"/>
-          <w:sz w:val="24"/>
-          <w:szCs w:val="24"/>
-          <w:shd w:val="clear" w:color="auto" w:fill="ECECEC"/>
-        </w:rPr>
-        <w:t>)</w:t>
+        <w:t>length()</w:t>
       </w:r>
       <w:r>
         <w:rPr>
@@ -3477,7 +3400,6 @@
           <w:sz w:val="24"/>
           <w:szCs w:val="24"/>
         </w:rPr>
-        <w:lastRenderedPageBreak/>
         <w:t>What are the applications of matrices in data science?</w:t>
       </w:r>
     </w:p>
